--- a/companies/ashcombe-advisory/Engagements/Gallegos, Pope and Marsh/2024.04.10 - Status Report - Gallegos, Pope and Marsh v2 FINAL.docx
+++ b/companies/ashcombe-advisory/Engagements/Gallegos, Pope and Marsh/2024.04.10 - Status Report - Gallegos, Pope and Marsh v2 FINAL.docx
@@ -7,12 +7,12 @@
         <w:pStyle w:val="Heading1"/>
       </w:pPr>
       <w:r>
-        <w:t>Reputation Audit — Status Report</w:t>
+        <w:t>Status Report: Reputation Audit for Gallegos, Pope and Marsh</w:t>
       </w:r>
     </w:p>
     <w:p>
       <w:r>
-        <w:t>Prepared by Michelle Rose for the Gallegos, Pope and Marsh leadership. This report covers the reputation audit through its midpoint.</w:t>
+        <w:t>Prepared by Michelle Rose, Communications Associate, with Kimberly Le and Julie Hill of Ashcombe Advisory Partners.</w:t>
       </w:r>
     </w:p>
     <w:p>
@@ -20,12 +20,12 @@
         <w:pStyle w:val="Heading2"/>
       </w:pPr>
       <w:r>
-        <w:t>Where things stand</w:t>
+        <w:t>Where the audit stands</w:t>
       </w:r>
     </w:p>
     <w:p>
       <w:r>
-        <w:t>The audit is on schedule and on budget. The coverage review is finished, the perception interviews are underway, and the first findings are in draft. Nothing we have found changes the shape of the work we set out to do, and we do not expect the second half to demand more effort than planned. The engagement runs against a fixed fee of $45,500, and the hours booked to the midpoint sit comfortably inside it. We track time weekly, and no part of the work is running hot. If anything shifts on that front, you will hear it from us early, while there is still room to act on it.</w:t>
+        <w:t>The audit has reached its midpoint on schedule and within scope. The coverage review is complete, and so are the leadership interviews. More than half of the investor conversations have been held, and the conversations with reporters are under way. We have started to bring the material together, and nothing we have heard so far calls for a change to the plan.</w:t>
       </w:r>
     </w:p>
     <w:p>
@@ -33,22 +33,32 @@
         <w:pStyle w:val="Heading2"/>
       </w:pPr>
       <w:r>
-        <w:t>Done this period</w:t>
+        <w:t>Since the working session</w:t>
       </w:r>
     </w:p>
     <w:p>
       <w:r>
-        <w:t>Kimberly Le completed the coverage read of the past eighteen months and sorted it into three themes: how the company communicates its finances, how visible its leadership is next to peers, and one legacy matter that recurs in trade coverage more often than its age warrants. We reviewed those themes with your team at the end of March, and they held up under the discussion. Since then we have run the first block of perception interviews, covering the investor side and the trade press, and the internal interviews are booked.</w:t>
+        <w:t>Kimberly Le finished the review of online and social coverage, and I finished print and trade. The picture we described at the working session has held. Coverage of Gallegos, Pope and Marsh is mostly neutral in tone and concentrates on financial announcements. There is little about the business itself, its customers, or the people who run it. Where the company does appear in a broader industry story, it is usually named in passing.</w:t>
       </w:r>
     </w:p>
     <w:p>
       <w:r>
-        <w:t>The early signal tracks the coverage closely. Investors raise the financial-communications theme first, and usually without prompting, which tells us plainly where the Gallegos, Pope and Marsh account reads thinnest today. That is a useful thing to know at the halfway mark, because it points the recommendations at the place likely to move the needle most rather than spreading them thin across every finding. The trade-press interviews add a second note worth flagging: the legacy matter is remembered more sharply outside the company than inside it, which is the kind of gap the audit exists to catch.</w:t>
+        <w:t>Kimberly Le also sent you her note on the older articles that still rank highly in search results. It sets out the options, from leaving them alone to publishing newer material that will over time push them down. We will hold any recommendation on this until the findings are complete, because the right answer depends on what investors tell us about how they first came across the company.</w:t>
       </w:r>
     </w:p>
     <w:p>
       <w:r>
-        <w:t>Alongside the interviews we built a coverage grid, sorting eighteen months of press and analyst notes by theme and by source. It is already a working reference, and it will sit behind the findings as the evidence anyone can check. Where we state a conclusion, you will be able to see the items it rests on.</w:t>
+        <w:t>Julie Hill completed the leadership interviews. The leadership team gives a consistent account of where the company is going and why, from one person to the next. That is useful to us. It suggests that whatever gap the audit finds will lie in how the strategy is explained to people outside the company.</w:t>
+      </w:r>
+    </w:p>
+    <w:p>
+      <w:r>
+        <w:t>Julie Hill has also held most of the investor conversations, with Kimberly Le on each call to take notes. The question you asked us to add, on how investors would like to hear from the company between formal announcements, has been put in every conversation since the working session. The early pattern has held. Investors regard management as credible and find the financial reporting clear. Most of them find it harder to describe the company's longer-term direction, and a number said they hear from the company only around its formal announcements.</w:t>
+      </w:r>
+    </w:p>
+    <w:p>
+      <w:r>
+        <w:t>I have spoken informally with several of the reporters who cover the company. They describe it as responsive when they call. They also say they rarely hear from it unprompted, and none could recall the company bringing them a story. That matches what investors are telling us, and we will treat the two as parts of the same finding.</w:t>
       </w:r>
     </w:p>
     <w:p>
@@ -56,12 +66,17 @@
         <w:pStyle w:val="Heading2"/>
       </w:pPr>
       <w:r>
-        <w:t>The next few weeks</w:t>
+        <w:t>The coming weeks</w:t>
       </w:r>
     </w:p>
     <w:p>
       <w:r>
-        <w:t>Three pieces of work remain in this half. We finish the internal interviews, which are the ones most likely to change our read, because they test whether the company sees itself the way the market does. We then reconcile everything we heard against the coverage, theme by theme, so each gap is shown with evidence and not merely asserted. From that we draft the recommendations: a short, usable set of moves on how Gallegos, Pope and Marsh presents its financial story and its leadership, written in language your executives can carry into their own conversations. You will see the draft findings before the recommendations, so nothing in the final note arrives cold.</w:t>
+        <w:t>The remaining investor conversations are booked over the next two weeks, and I expect to finish the reporter conversations in the same period. Once both are done, Kimberly Le and I will draft a single findings document that draws together the coverage review, the leadership interviews, and the investor and reporter conversations. Julie Hill will review the draft before it comes to you.</w:t>
+      </w:r>
+    </w:p>
+    <w:p>
+      <w:r>
+        <w:t>As agreed at the working session, the findings will come to you first and then go to the leadership team. Recommendations will follow the findings and will be built from them. We will not put recommendations in front of the leadership team until the findings have been discussed.</w:t>
       </w:r>
     </w:p>
     <w:p>
@@ -69,17 +84,40 @@
         <w:pStyle w:val="Heading2"/>
       </w:pPr>
       <w:r>
-        <w:t>What could slow us</w:t>
+        <w:t>Budget</w:t>
       </w:r>
     </w:p>
     <w:p>
       <w:r>
-        <w:t>One risk is worth stating plainly. The real value of the audit sits in the internal interviews, and those are the hardest to get on the calendar. If they slip, the reconciliation slips behind them, and the recommendations end up resting on a thinner base than they should. We have held the time for them and would ask that your side protect it. There is a second, smaller risk in the legacy matter. If it moves in the press during our window, the recommendations will have to account for it, and we will raise it with you the day we see it, not in the report.</w:t>
+        <w:t>Work to date is in line with the engagement budget of $45,500, and the effort spent so far matches the plan. We do not expect to ask for any change to the budget or the scope. If the leadership readout leads to a request for further work, we will scope it separately and agree it with you before any of it starts.</w:t>
+      </w:r>
+    </w:p>
+    <w:p>
+      <w:pPr>
+        <w:pStyle w:val="Heading2"/>
+      </w:pPr>
+      <w:r>
+        <w:t>Points we are watching</w:t>
       </w:r>
     </w:p>
     <w:p>
       <w:r>
-        <w:t>The one thing that keeps this on track is the internal interview schedule. If your side confirms the last participants, we will have the full findings drafted within two weeks of the final conversation, and the recommendations will follow from there.</w:t>
+        <w:t>The investor sample is small by design. Its views are a strong indication, not a measurement, and we will say so plainly in the findings. We will also show which views were widely shared and which came from one or two people.</w:t>
+      </w:r>
+    </w:p>
+    <w:p>
+      <w:r>
+        <w:t>A few investors on the list have not yet confirmed a time. If they have not done so by the time the other conversations are finished, we will close the interview period on schedule and record in the findings who was not reached.</w:t>
+      </w:r>
+    </w:p>
+    <w:p>
+      <w:r>
+        <w:t>The finding on longer-term direction touches on how the leadership team describes its own strategy, and it needs careful handling. We will present it with the evidence behind it, in the investors' own words where we can, and it will reach you before anyone else sees it.</w:t>
+      </w:r>
+    </w:p>
+    <w:p>
+      <w:r>
+        <w:t>The next step is the last of the investor conversations. I will write to you once it has been held, with proposed times for the first readout.</w:t>
       </w:r>
     </w:p>
     <w:sectPr>
